--- a/document/HC物联网工牌配置指南.docx
+++ b/document/HC物联网工牌配置指南.docx
@@ -1,6 +1,6 @@
 
 <file path=word/document.xml><?xml version="1.0" encoding="utf-8"?>
-<w:document xmlns:wpc="http://schemas.microsoft.com/office/word/2010/wordprocessingCanvas" xmlns:cx="http://schemas.microsoft.com/office/drawing/2014/chartex" xmlns:cx1="http://schemas.microsoft.com/office/drawing/2015/9/8/chartex" xmlns:cx2="http://schemas.microsoft.com/office/drawing/2015/10/21/chartex" xmlns:cx3="http://schemas.microsoft.com/office/drawing/2016/5/9/chartex" xmlns:cx4="http://schemas.microsoft.com/office/drawing/2016/5/10/chartex" xmlns:cx5="http://schemas.microsoft.com/office/drawing/2016/5/11/chartex" xmlns:cx6="http://schemas.microsoft.com/office/drawing/2016/5/12/chartex" xmlns:cx7="http://schemas.microsoft.com/office/drawing/2016/5/13/chartex" xmlns:cx8="http://schemas.microsoft.com/office/drawing/2016/5/14/chartex" xmlns:mc="http://schemas.openxmlformats.org/markup-compatibility/2006" xmlns:aink="http://schemas.microsoft.com/office/drawing/2016/ink" xmlns:am3d="http://schemas.microsoft.com/office/drawing/2017/model3d" xmlns:o="urn:schemas-microsoft-com:office:office" xmlns:oel="http://schemas.microsoft.com/office/2019/extlst" xmlns:r="http://schemas.openxmlformats.org/officeDocument/2006/relationships" xmlns:m="http://schemas.openxmlformats.org/officeDocument/2006/math" xmlns:v="urn:schemas-microsoft-com:vml" xmlns:wp14="http://schemas.microsoft.com/office/word/2010/wordprocessingDrawing" xmlns:wp="http://schemas.openxmlformats.org/drawingml/2006/wordprocessingDrawing" xmlns:w10="urn:schemas-microsoft-com:office:word" xmlns:w="http://schemas.openxmlformats.org/wordprocessingml/2006/main" xmlns:w14="http://schemas.microsoft.com/office/word/2010/wordml" xmlns:w15="http://schemas.microsoft.com/office/word/2012/wordml" xmlns:w16cex="http://schemas.microsoft.com/office/word/2018/wordml/cex" xmlns:w16cid="http://schemas.microsoft.com/office/word/2016/wordml/cid" xmlns:w16="http://schemas.microsoft.com/office/word/2018/wordml" xmlns:w16sdtdh="http://schemas.microsoft.com/office/word/2020/wordml/sdtdatahash" xmlns:w16se="http://schemas.microsoft.com/office/word/2015/wordml/symex" xmlns:wpg="http://schemas.microsoft.com/office/word/2010/wordprocessingGroup" xmlns:wpi="http://schemas.microsoft.com/office/word/2010/wordprocessingInk" xmlns:wne="http://schemas.microsoft.com/office/word/2006/wordml" xmlns:wps="http://schemas.microsoft.com/office/word/2010/wordprocessingShape" mc:Ignorable="w14 w15 w16se w16cid w16 w16cex w16sdtdh wp14">
+<w:document xmlns:wpc="http://schemas.microsoft.com/office/word/2010/wordprocessingCanvas" xmlns:cx="http://schemas.microsoft.com/office/drawing/2014/chartex" xmlns:cx1="http://schemas.microsoft.com/office/drawing/2015/9/8/chartex" xmlns:cx2="http://schemas.microsoft.com/office/drawing/2015/10/21/chartex" xmlns:cx3="http://schemas.microsoft.com/office/drawing/2016/5/9/chartex" xmlns:cx4="http://schemas.microsoft.com/office/drawing/2016/5/10/chartex" xmlns:cx5="http://schemas.microsoft.com/office/drawing/2016/5/11/chartex" xmlns:cx6="http://schemas.microsoft.com/office/drawing/2016/5/12/chartex" xmlns:cx7="http://schemas.microsoft.com/office/drawing/2016/5/13/chartex" xmlns:cx8="http://schemas.microsoft.com/office/drawing/2016/5/14/chartex" xmlns:mc="http://schemas.openxmlformats.org/markup-compatibility/2006" xmlns:aink="http://schemas.microsoft.com/office/drawing/2016/ink" xmlns:am3d="http://schemas.microsoft.com/office/drawing/2017/model3d" xmlns:o="urn:schemas-microsoft-com:office:office" xmlns:oel="http://schemas.microsoft.com/office/2019/extlst" xmlns:r="http://schemas.openxmlformats.org/officeDocument/2006/relationships" xmlns:m="http://schemas.openxmlformats.org/officeDocument/2006/math" xmlns:v="urn:schemas-microsoft-com:vml" xmlns:wp14="http://schemas.microsoft.com/office/word/2010/wordprocessingDrawing" xmlns:wp="http://schemas.openxmlformats.org/drawingml/2006/wordprocessingDrawing" xmlns:w10="urn:schemas-microsoft-com:office:word" xmlns:w="http://schemas.openxmlformats.org/wordprocessingml/2006/main" xmlns:w14="http://schemas.microsoft.com/office/word/2010/wordml" xmlns:w15="http://schemas.microsoft.com/office/word/2012/wordml" xmlns:w16cex="http://schemas.microsoft.com/office/word/2018/wordml/cex" xmlns:w16cid="http://schemas.microsoft.com/office/word/2016/wordml/cid" xmlns:w16="http://schemas.microsoft.com/office/word/2018/wordml" xmlns:w16du="http://schemas.microsoft.com/office/word/2023/wordml/word16du" xmlns:w16sdtdh="http://schemas.microsoft.com/office/word/2020/wordml/sdtdatahash" xmlns:w16se="http://schemas.microsoft.com/office/word/2015/wordml/symex" xmlns:wpg="http://schemas.microsoft.com/office/word/2010/wordprocessingGroup" xmlns:wpi="http://schemas.microsoft.com/office/word/2010/wordprocessingInk" xmlns:wne="http://schemas.microsoft.com/office/word/2006/wordml" xmlns:wps="http://schemas.microsoft.com/office/word/2010/wordprocessingShape" mc:Ignorable="w14 w15 w16se w16cid w16 w16cex w16sdtdh w16du wp14">
   <w:body>
     <w:p>
       <w:pPr>
@@ -17,27 +17,13 @@
         <w:rPr>
           <w:rFonts w:hint="eastAsia"/>
         </w:rPr>
-        <w:t>物联网</w:t>
-      </w:r>
-      <w:proofErr w:type="gramStart"/>
-      <w:r>
-        <w:rPr>
-          <w:rFonts w:hint="eastAsia"/>
-        </w:rPr>
-        <w:t>系统</w:t>
-      </w:r>
-      <w:r>
-        <w:rPr>
-          <w:rFonts w:hint="eastAsia"/>
-        </w:rPr>
-        <w:t>工</w:t>
-      </w:r>
-      <w:proofErr w:type="gramEnd"/>
-      <w:r>
-        <w:rPr>
-          <w:rFonts w:hint="eastAsia"/>
-        </w:rPr>
-        <w:t>牌</w:t>
+        <w:t>物联网系统</w:t>
+      </w:r>
+      <w:r>
+        <w:rPr>
+          <w:rFonts w:hint="eastAsia"/>
+        </w:rPr>
+        <w:t>工牌</w:t>
       </w:r>
       <w:r>
         <w:rPr>
@@ -98,14 +84,7 @@
         <w:rPr>
           <w:rFonts w:hint="eastAsia"/>
         </w:rPr>
-        <w:t>商用最多的</w:t>
-      </w:r>
-      <w:proofErr w:type="gramStart"/>
-      <w:r>
-        <w:rPr>
-          <w:rFonts w:hint="eastAsia"/>
-        </w:rPr>
-        <w:t>厂拍</w:t>
+        <w:t>商用最多的厂拍</w:t>
       </w:r>
       <w:r>
         <w:rPr>
@@ -113,7 +92,6 @@
         </w:rPr>
         <w:t>工牌</w:t>
       </w:r>
-      <w:proofErr w:type="gramEnd"/>
       <w:r>
         <w:rPr>
           <w:rFonts w:hint="eastAsia"/>
@@ -126,25 +104,11 @@
         <w:widowControl/>
         <w:jc w:val="left"/>
       </w:pPr>
-      <w:proofErr w:type="gramStart"/>
-      <w:r>
-        <w:rPr>
-          <w:rFonts w:hint="eastAsia"/>
-        </w:rPr>
-        <w:t>工牌</w:t>
-      </w:r>
-      <w:r>
-        <w:rPr>
-          <w:rFonts w:hint="eastAsia"/>
-        </w:rPr>
-        <w:t>您可以</w:t>
-      </w:r>
-      <w:proofErr w:type="gramEnd"/>
-      <w:r>
-        <w:rPr>
-          <w:rFonts w:hint="eastAsia"/>
-        </w:rPr>
-        <w:t>找厂家购买或者在《</w:t>
+      <w:r>
+        <w:rPr>
+          <w:rFonts w:hint="eastAsia"/>
+        </w:rPr>
+        <w:t>工牌您可以找厂家购买或者在《</w:t>
       </w:r>
       <w:hyperlink r:id="rId5" w:history="1">
         <w:r>
@@ -328,7 +292,6 @@
         </w:rPr>
         <w:t>，进入设置</w:t>
       </w:r>
-      <w:proofErr w:type="gramStart"/>
       <w:r>
         <w:t>—</w:t>
       </w:r>
@@ -338,7 +301,6 @@
         </w:rPr>
         <w:t>组织</w:t>
       </w:r>
-      <w:proofErr w:type="gramEnd"/>
       <w:r>
         <w:t>—</w:t>
       </w:r>
@@ -346,21 +308,7 @@
         <w:rPr>
           <w:rFonts w:hint="eastAsia"/>
         </w:rPr>
-        <w:t>员工</w:t>
-      </w:r>
-      <w:proofErr w:type="gramStart"/>
-      <w:r>
-        <w:rPr>
-          <w:rFonts w:hint="eastAsia"/>
-        </w:rPr>
-        <w:t>工</w:t>
-      </w:r>
-      <w:proofErr w:type="gramEnd"/>
-      <w:r>
-        <w:rPr>
-          <w:rFonts w:hint="eastAsia"/>
-        </w:rPr>
-        <w:t>牌，</w:t>
+        <w:t>员工工牌，</w:t>
       </w:r>
       <w:r>
         <w:rPr>
@@ -375,10 +323,10 @@
           <w:noProof/>
         </w:rPr>
         <w:drawing>
-          <wp:inline distT="0" distB="0" distL="0" distR="0" wp14:anchorId="52827A81" wp14:editId="6A19DFF2">
-            <wp:extent cx="5274310" cy="1660525"/>
+          <wp:inline distT="0" distB="0" distL="0" distR="0" wp14:anchorId="6E3D817F" wp14:editId="00601C7C">
+            <wp:extent cx="5274310" cy="1659255"/>
             <wp:effectExtent l="0" t="0" r="2540" b="0"/>
-            <wp:docPr id="1618141397" name="图片 1"/>
+            <wp:docPr id="306196477" name="图片 1"/>
             <wp:cNvGraphicFramePr>
               <a:graphicFrameLocks xmlns:a="http://schemas.openxmlformats.org/drawingml/2006/main" noChangeAspect="1"/>
             </wp:cNvGraphicFramePr>
@@ -386,7 +334,7 @@
               <a:graphicData uri="http://schemas.openxmlformats.org/drawingml/2006/picture">
                 <pic:pic xmlns:pic="http://schemas.openxmlformats.org/drawingml/2006/picture">
                   <pic:nvPicPr>
-                    <pic:cNvPr id="1618141397" name=""/>
+                    <pic:cNvPr id="306196477" name=""/>
                     <pic:cNvPicPr/>
                   </pic:nvPicPr>
                   <pic:blipFill>
@@ -398,7 +346,7 @@
                   <pic:spPr>
                     <a:xfrm>
                       <a:off x="0" y="0"/>
-                      <a:ext cx="5274310" cy="1660525"/>
+                      <a:ext cx="5274310" cy="1659255"/>
                     </a:xfrm>
                     <a:prstGeom prst="rect">
                       <a:avLst/>
@@ -493,9 +441,8 @@
           <w:szCs w:val="19"/>
           <w:shd w:val="clear" w:color="auto" w:fill="FFFFFF"/>
         </w:rPr>
-        <w:t>上报时间：设置工牌多少</w:t>
-      </w:r>
-      <w:proofErr w:type="gramStart"/>
+        <w:t>上报时间：设置工牌多少秒上报一次位置信息</w:t>
+      </w:r>
       <w:r>
         <w:rPr>
           <w:rFonts w:ascii="微软雅黑" w:eastAsia="微软雅黑" w:hAnsi="微软雅黑" w:cs="微软雅黑" w:hint="eastAsia"/>
@@ -504,9 +451,8 @@
           <w:szCs w:val="19"/>
           <w:shd w:val="clear" w:color="auto" w:fill="FFFFFF"/>
         </w:rPr>
-        <w:t>秒</w:t>
-      </w:r>
-      <w:proofErr w:type="gramEnd"/>
+        <w:t>（静默状态、室内状态不上报）</w:t>
+      </w:r>
       <w:r>
         <w:rPr>
           <w:rFonts w:ascii="微软雅黑" w:eastAsia="微软雅黑" w:hAnsi="微软雅黑" w:cs="微软雅黑" w:hint="eastAsia"/>
@@ -515,7 +461,28 @@
           <w:szCs w:val="19"/>
           <w:shd w:val="clear" w:color="auto" w:fill="FFFFFF"/>
         </w:rPr>
-        <w:t>上报一次位置信息。</w:t>
+        <w:t>。</w:t>
+      </w:r>
+    </w:p>
+    <w:p>
+      <w:pPr>
+        <w:rPr>
+          <w:rFonts w:ascii="微软雅黑" w:eastAsia="微软雅黑" w:hAnsi="微软雅黑" w:cs="微软雅黑" w:hint="eastAsia"/>
+          <w:color w:val="676A6C"/>
+          <w:sz w:val="19"/>
+          <w:szCs w:val="19"/>
+          <w:shd w:val="clear" w:color="auto" w:fill="FFFFFF"/>
+        </w:rPr>
+      </w:pPr>
+      <w:r>
+        <w:rPr>
+          <w:rFonts w:ascii="微软雅黑" w:eastAsia="微软雅黑" w:hAnsi="微软雅黑" w:cs="微软雅黑" w:hint="eastAsia"/>
+          <w:color w:val="676A6C"/>
+          <w:sz w:val="19"/>
+          <w:szCs w:val="19"/>
+          <w:shd w:val="clear" w:color="auto" w:fill="FFFFFF"/>
+        </w:rPr>
+        <w:t>工牌版本：当无法正常播放中文语音的时候，请设置这里选择版本。默认2.0版本。</w:t>
       </w:r>
     </w:p>
     <w:p>
@@ -542,21 +509,50 @@
     </w:p>
     <w:p>
       <w:pPr>
-        <w:rPr>
-          <w:rFonts w:ascii="微软雅黑" w:eastAsia="微软雅黑" w:hAnsi="微软雅黑" w:cs="微软雅黑"/>
-          <w:color w:val="676A6C"/>
-          <w:sz w:val="19"/>
-          <w:szCs w:val="19"/>
-          <w:shd w:val="clear" w:color="auto" w:fill="FFFFFF"/>
-        </w:rPr>
-      </w:pPr>
-    </w:p>
-    <w:p>
-      <w:pPr>
         <w:pStyle w:val="3"/>
       </w:pPr>
       <w:r>
         <w:rPr>
+          <w:noProof/>
+        </w:rPr>
+        <w:drawing>
+          <wp:inline distT="0" distB="0" distL="0" distR="0" wp14:anchorId="208F7819" wp14:editId="6804361E">
+            <wp:extent cx="5274310" cy="1659255"/>
+            <wp:effectExtent l="0" t="0" r="2540" b="0"/>
+            <wp:docPr id="306829718" name="图片 1"/>
+            <wp:cNvGraphicFramePr>
+              <a:graphicFrameLocks xmlns:a="http://schemas.openxmlformats.org/drawingml/2006/main" noChangeAspect="1"/>
+            </wp:cNvGraphicFramePr>
+            <a:graphic xmlns:a="http://schemas.openxmlformats.org/drawingml/2006/main">
+              <a:graphicData uri="http://schemas.openxmlformats.org/drawingml/2006/picture">
+                <pic:pic xmlns:pic="http://schemas.openxmlformats.org/drawingml/2006/picture">
+                  <pic:nvPicPr>
+                    <pic:cNvPr id="306829718" name=""/>
+                    <pic:cNvPicPr/>
+                  </pic:nvPicPr>
+                  <pic:blipFill>
+                    <a:blip r:embed="rId8"/>
+                    <a:stretch>
+                      <a:fillRect/>
+                    </a:stretch>
+                  </pic:blipFill>
+                  <pic:spPr>
+                    <a:xfrm>
+                      <a:off x="0" y="0"/>
+                      <a:ext cx="5274310" cy="1659255"/>
+                    </a:xfrm>
+                    <a:prstGeom prst="rect">
+                      <a:avLst/>
+                    </a:prstGeom>
+                  </pic:spPr>
+                </pic:pic>
+              </a:graphicData>
+            </a:graphic>
+          </wp:inline>
+        </w:drawing>
+      </w:r>
+      <w:r>
+        <w:rPr>
           <w:rFonts w:hint="eastAsia"/>
         </w:rPr>
         <w:t>2.2</w:t>
@@ -592,6 +588,24 @@
           <w:rFonts w:hint="eastAsia"/>
         </w:rPr>
         <w:t>物业系统已经打通配置，则可自动播放工单内容。</w:t>
+      </w:r>
+      <w:r>
+        <w:rPr>
+          <w:rFonts w:hint="eastAsia"/>
+        </w:rPr>
+        <w:t>如果不能正常播放，则</w:t>
+      </w:r>
+      <w:r>
+        <w:rPr>
+          <w:rFonts w:hint="eastAsia"/>
+        </w:rPr>
+        <w:t>重</w:t>
+      </w:r>
+      <w:r>
+        <w:rPr>
+          <w:rFonts w:hint="eastAsia"/>
+        </w:rPr>
+        <w:t>新设置工牌版本。</w:t>
       </w:r>
     </w:p>
     <w:p>
@@ -638,13 +652,158 @@
     </w:p>
     <w:p>
       <w:pPr>
+        <w:rPr>
+          <w:rFonts w:hint="eastAsia"/>
+        </w:rPr>
+      </w:pPr>
+    </w:p>
+    <w:p>
+      <w:pPr>
         <w:pStyle w:val="3"/>
       </w:pPr>
       <w:r>
         <w:rPr>
           <w:rFonts w:hint="eastAsia"/>
         </w:rPr>
-        <w:t>2.3</w:t>
+        <w:lastRenderedPageBreak/>
+        <w:t>2.</w:t>
+      </w:r>
+      <w:r>
+        <w:rPr>
+          <w:rFonts w:hint="eastAsia"/>
+        </w:rPr>
+        <w:t>3</w:t>
+      </w:r>
+      <w:r>
+        <w:rPr>
+          <w:rFonts w:hint="eastAsia"/>
+        </w:rPr>
+        <w:t>、工牌</w:t>
+      </w:r>
+      <w:r>
+        <w:rPr>
+          <w:rFonts w:hint="eastAsia"/>
+        </w:rPr>
+        <w:t>白名单设置</w:t>
+      </w:r>
+    </w:p>
+    <w:p>
+      <w:pPr>
+        <w:rPr>
+          <w:rFonts w:hint="eastAsia"/>
+        </w:rPr>
+      </w:pPr>
+      <w:r>
+        <w:rPr>
+          <w:rFonts w:hint="eastAsia"/>
+        </w:rPr>
+        <w:t>工牌具有通话功能，要使用通话功能先</w:t>
+      </w:r>
+      <w:r>
+        <w:t>要更换为自己的</w:t>
+      </w:r>
+      <w:r>
+        <w:t>SIM</w:t>
+      </w:r>
+      <w:r>
+        <w:t>卡（支持通话及开通</w:t>
+      </w:r>
+      <w:r>
+        <w:t>VOLTE</w:t>
+      </w:r>
+      <w:r>
+        <w:t>通话功能）。默认的为流量卡，不具备通话能力。</w:t>
+      </w:r>
+      <w:r>
+        <w:rPr>
+          <w:rFonts w:hint="eastAsia"/>
+        </w:rPr>
+        <w:t>白名单</w:t>
+      </w:r>
+      <w:r>
+        <w:t>手机号请输入完整手机号</w:t>
+      </w:r>
+      <w:r>
+        <w:t>189XXXXXXXX</w:t>
+      </w:r>
+      <w:r>
+        <w:t>，固话请输入</w:t>
+      </w:r>
+      <w:r>
+        <w:t>010XXXXXXXX</w:t>
+      </w:r>
+      <w:r>
+        <w:t>，不要括号。</w:t>
+      </w:r>
+      <w:r>
+        <w:rPr>
+          <w:rFonts w:hint="eastAsia"/>
+        </w:rPr>
+        <w:t>设置完白名单，即可使用白名单手机号拨打工牌号码。</w:t>
+      </w:r>
+    </w:p>
+    <w:p>
+      <w:pPr>
+        <w:rPr>
+          <w:rFonts w:hint="eastAsia"/>
+        </w:rPr>
+      </w:pPr>
+      <w:r>
+        <w:rPr>
+          <w:noProof/>
+        </w:rPr>
+        <w:drawing>
+          <wp:inline distT="0" distB="0" distL="0" distR="0" wp14:anchorId="624EA8AB" wp14:editId="1FEAA699">
+            <wp:extent cx="5274310" cy="2145030"/>
+            <wp:effectExtent l="0" t="0" r="2540" b="7620"/>
+            <wp:docPr id="858905743" name="图片 1"/>
+            <wp:cNvGraphicFramePr>
+              <a:graphicFrameLocks xmlns:a="http://schemas.openxmlformats.org/drawingml/2006/main" noChangeAspect="1"/>
+            </wp:cNvGraphicFramePr>
+            <a:graphic xmlns:a="http://schemas.openxmlformats.org/drawingml/2006/main">
+              <a:graphicData uri="http://schemas.openxmlformats.org/drawingml/2006/picture">
+                <pic:pic xmlns:pic="http://schemas.openxmlformats.org/drawingml/2006/picture">
+                  <pic:nvPicPr>
+                    <pic:cNvPr id="858905743" name=""/>
+                    <pic:cNvPicPr/>
+                  </pic:nvPicPr>
+                  <pic:blipFill>
+                    <a:blip r:embed="rId10"/>
+                    <a:stretch>
+                      <a:fillRect/>
+                    </a:stretch>
+                  </pic:blipFill>
+                  <pic:spPr>
+                    <a:xfrm>
+                      <a:off x="0" y="0"/>
+                      <a:ext cx="5274310" cy="2145030"/>
+                    </a:xfrm>
+                    <a:prstGeom prst="rect">
+                      <a:avLst/>
+                    </a:prstGeom>
+                  </pic:spPr>
+                </pic:pic>
+              </a:graphicData>
+            </a:graphic>
+          </wp:inline>
+        </w:drawing>
+      </w:r>
+    </w:p>
+    <w:p>
+      <w:pPr>
+        <w:pStyle w:val="3"/>
+      </w:pPr>
+      <w:r>
+        <w:rPr>
+          <w:rFonts w:hint="eastAsia"/>
+        </w:rPr>
+        <w:t>2.</w:t>
+      </w:r>
+      <w:r>
+        <w:rPr>
+          <w:rFonts w:hint="eastAsia"/>
+        </w:rPr>
+        <w:t>4</w:t>
       </w:r>
       <w:r>
         <w:rPr>
@@ -688,7 +847,7 @@
                     <pic:cNvPicPr/>
                   </pic:nvPicPr>
                   <pic:blipFill>
-                    <a:blip r:embed="rId10"/>
+                    <a:blip r:embed="rId11"/>
                     <a:stretch>
                       <a:fillRect/>
                     </a:stretch>
@@ -720,7 +879,7 @@
 </file>
 
 <file path=word/numbering.xml><?xml version="1.0" encoding="utf-8"?>
-<w:numbering xmlns:wpc="http://schemas.microsoft.com/office/word/2010/wordprocessingCanvas" xmlns:cx="http://schemas.microsoft.com/office/drawing/2014/chartex" xmlns:cx1="http://schemas.microsoft.com/office/drawing/2015/9/8/chartex" xmlns:cx2="http://schemas.microsoft.com/office/drawing/2015/10/21/chartex" xmlns:cx3="http://schemas.microsoft.com/office/drawing/2016/5/9/chartex" xmlns:cx4="http://schemas.microsoft.com/office/drawing/2016/5/10/chartex" xmlns:cx5="http://schemas.microsoft.com/office/drawing/2016/5/11/chartex" xmlns:cx6="http://schemas.microsoft.com/office/drawing/2016/5/12/chartex" xmlns:cx7="http://schemas.microsoft.com/office/drawing/2016/5/13/chartex" xmlns:cx8="http://schemas.microsoft.com/office/drawing/2016/5/14/chartex" xmlns:mc="http://schemas.openxmlformats.org/markup-compatibility/2006" xmlns:aink="http://schemas.microsoft.com/office/drawing/2016/ink" xmlns:am3d="http://schemas.microsoft.com/office/drawing/2017/model3d" xmlns:o="urn:schemas-microsoft-com:office:office" xmlns:oel="http://schemas.microsoft.com/office/2019/extlst" xmlns:r="http://schemas.openxmlformats.org/officeDocument/2006/relationships" xmlns:m="http://schemas.openxmlformats.org/officeDocument/2006/math" xmlns:v="urn:schemas-microsoft-com:vml" xmlns:wp14="http://schemas.microsoft.com/office/word/2010/wordprocessingDrawing" xmlns:wp="http://schemas.openxmlformats.org/drawingml/2006/wordprocessingDrawing" xmlns:w10="urn:schemas-microsoft-com:office:word" xmlns:w="http://schemas.openxmlformats.org/wordprocessingml/2006/main" xmlns:w14="http://schemas.microsoft.com/office/word/2010/wordml" xmlns:w15="http://schemas.microsoft.com/office/word/2012/wordml" xmlns:w16cex="http://schemas.microsoft.com/office/word/2018/wordml/cex" xmlns:w16cid="http://schemas.microsoft.com/office/word/2016/wordml/cid" xmlns:w16="http://schemas.microsoft.com/office/word/2018/wordml" xmlns:w16sdtdh="http://schemas.microsoft.com/office/word/2020/wordml/sdtdatahash" xmlns:w16se="http://schemas.microsoft.com/office/word/2015/wordml/symex" xmlns:wpg="http://schemas.microsoft.com/office/word/2010/wordprocessingGroup" xmlns:wpi="http://schemas.microsoft.com/office/word/2010/wordprocessingInk" xmlns:wne="http://schemas.microsoft.com/office/word/2006/wordml" xmlns:wps="http://schemas.microsoft.com/office/word/2010/wordprocessingShape" mc:Ignorable="w14 w15 w16se w16cid w16 w16cex w16sdtdh wp14">
+<w:numbering xmlns:wpc="http://schemas.microsoft.com/office/word/2010/wordprocessingCanvas" xmlns:cx="http://schemas.microsoft.com/office/drawing/2014/chartex" xmlns:cx1="http://schemas.microsoft.com/office/drawing/2015/9/8/chartex" xmlns:cx2="http://schemas.microsoft.com/office/drawing/2015/10/21/chartex" xmlns:cx3="http://schemas.microsoft.com/office/drawing/2016/5/9/chartex" xmlns:cx4="http://schemas.microsoft.com/office/drawing/2016/5/10/chartex" xmlns:cx5="http://schemas.microsoft.com/office/drawing/2016/5/11/chartex" xmlns:cx6="http://schemas.microsoft.com/office/drawing/2016/5/12/chartex" xmlns:cx7="http://schemas.microsoft.com/office/drawing/2016/5/13/chartex" xmlns:cx8="http://schemas.microsoft.com/office/drawing/2016/5/14/chartex" xmlns:mc="http://schemas.openxmlformats.org/markup-compatibility/2006" xmlns:aink="http://schemas.microsoft.com/office/drawing/2016/ink" xmlns:am3d="http://schemas.microsoft.com/office/drawing/2017/model3d" xmlns:o="urn:schemas-microsoft-com:office:office" xmlns:oel="http://schemas.microsoft.com/office/2019/extlst" xmlns:r="http://schemas.openxmlformats.org/officeDocument/2006/relationships" xmlns:m="http://schemas.openxmlformats.org/officeDocument/2006/math" xmlns:v="urn:schemas-microsoft-com:vml" xmlns:wp14="http://schemas.microsoft.com/office/word/2010/wordprocessingDrawing" xmlns:wp="http://schemas.openxmlformats.org/drawingml/2006/wordprocessingDrawing" xmlns:w10="urn:schemas-microsoft-com:office:word" xmlns:w="http://schemas.openxmlformats.org/wordprocessingml/2006/main" xmlns:w14="http://schemas.microsoft.com/office/word/2010/wordml" xmlns:w15="http://schemas.microsoft.com/office/word/2012/wordml" xmlns:w16cex="http://schemas.microsoft.com/office/word/2018/wordml/cex" xmlns:w16cid="http://schemas.microsoft.com/office/word/2016/wordml/cid" xmlns:w16="http://schemas.microsoft.com/office/word/2018/wordml" xmlns:w16du="http://schemas.microsoft.com/office/word/2023/wordml/word16du" xmlns:w16sdtdh="http://schemas.microsoft.com/office/word/2020/wordml/sdtdatahash" xmlns:w16se="http://schemas.microsoft.com/office/word/2015/wordml/symex" xmlns:wpg="http://schemas.microsoft.com/office/word/2010/wordprocessingGroup" xmlns:wpi="http://schemas.microsoft.com/office/word/2010/wordprocessingInk" xmlns:wne="http://schemas.microsoft.com/office/word/2006/wordml" xmlns:wps="http://schemas.microsoft.com/office/word/2010/wordprocessingShape" mc:Ignorable="w14 w15 w16se w16cid w16 w16cex w16sdtdh w16du wp14">
   <w:abstractNum w:abstractNumId="0" w15:restartNumberingAfterBreak="0">
     <w:nsid w:val="BB02EC89"/>
     <w:multiLevelType w:val="singleLevel"/>
@@ -761,7 +920,7 @@
 </file>
 
 <file path=word/styles.xml><?xml version="1.0" encoding="utf-8"?>
-<w:styles xmlns:mc="http://schemas.openxmlformats.org/markup-compatibility/2006" xmlns:r="http://schemas.openxmlformats.org/officeDocument/2006/relationships" xmlns:w="http://schemas.openxmlformats.org/wordprocessingml/2006/main" xmlns:w14="http://schemas.microsoft.com/office/word/2010/wordml" xmlns:w15="http://schemas.microsoft.com/office/word/2012/wordml" xmlns:w16cex="http://schemas.microsoft.com/office/word/2018/wordml/cex" xmlns:w16cid="http://schemas.microsoft.com/office/word/2016/wordml/cid" xmlns:w16="http://schemas.microsoft.com/office/word/2018/wordml" xmlns:w16sdtdh="http://schemas.microsoft.com/office/word/2020/wordml/sdtdatahash" xmlns:w16se="http://schemas.microsoft.com/office/word/2015/wordml/symex" mc:Ignorable="w14 w15 w16se w16cid w16 w16cex w16sdtdh">
+<w:styles xmlns:mc="http://schemas.openxmlformats.org/markup-compatibility/2006" xmlns:r="http://schemas.openxmlformats.org/officeDocument/2006/relationships" xmlns:w="http://schemas.openxmlformats.org/wordprocessingml/2006/main" xmlns:w14="http://schemas.microsoft.com/office/word/2010/wordml" xmlns:w15="http://schemas.microsoft.com/office/word/2012/wordml" xmlns:w16cex="http://schemas.microsoft.com/office/word/2018/wordml/cex" xmlns:w16cid="http://schemas.microsoft.com/office/word/2016/wordml/cid" xmlns:w16="http://schemas.microsoft.com/office/word/2018/wordml" xmlns:w16du="http://schemas.microsoft.com/office/word/2023/wordml/word16du" xmlns:w16sdtdh="http://schemas.microsoft.com/office/word/2020/wordml/sdtdatahash" xmlns:w16se="http://schemas.microsoft.com/office/word/2015/wordml/symex" mc:Ignorable="w14 w15 w16se w16cid w16 w16cex w16sdtdh w16du">
   <w:docDefaults>
     <w:rPrDefault>
       <w:rPr>

--- a/document/HC物联网工牌配置指南.docx
+++ b/document/HC物联网工牌配置指南.docx
@@ -17,13 +17,27 @@
         <w:rPr>
           <w:rFonts w:hint="eastAsia"/>
         </w:rPr>
-        <w:t>物联网系统</w:t>
-      </w:r>
-      <w:r>
-        <w:rPr>
-          <w:rFonts w:hint="eastAsia"/>
-        </w:rPr>
-        <w:t>工牌</w:t>
+        <w:t>物联网</w:t>
+      </w:r>
+      <w:proofErr w:type="gramStart"/>
+      <w:r>
+        <w:rPr>
+          <w:rFonts w:hint="eastAsia"/>
+        </w:rPr>
+        <w:t>系统</w:t>
+      </w:r>
+      <w:r>
+        <w:rPr>
+          <w:rFonts w:hint="eastAsia"/>
+        </w:rPr>
+        <w:t>工</w:t>
+      </w:r>
+      <w:proofErr w:type="gramEnd"/>
+      <w:r>
+        <w:rPr>
+          <w:rFonts w:hint="eastAsia"/>
+        </w:rPr>
+        <w:t>牌</w:t>
       </w:r>
       <w:r>
         <w:rPr>
@@ -84,7 +98,14 @@
         <w:rPr>
           <w:rFonts w:hint="eastAsia"/>
         </w:rPr>
-        <w:t>商用最多的厂拍</w:t>
+        <w:t>商用最多的</w:t>
+      </w:r>
+      <w:proofErr w:type="gramStart"/>
+      <w:r>
+        <w:rPr>
+          <w:rFonts w:hint="eastAsia"/>
+        </w:rPr>
+        <w:t>厂拍</w:t>
       </w:r>
       <w:r>
         <w:rPr>
@@ -92,6 +113,7 @@
         </w:rPr>
         <w:t>工牌</w:t>
       </w:r>
+      <w:proofErr w:type="gramEnd"/>
       <w:r>
         <w:rPr>
           <w:rFonts w:hint="eastAsia"/>
@@ -104,20 +126,38 @@
         <w:widowControl/>
         <w:jc w:val="left"/>
       </w:pPr>
-      <w:r>
-        <w:rPr>
-          <w:rFonts w:hint="eastAsia"/>
-        </w:rPr>
-        <w:t>工牌您可以找厂家购买或者在《</w:t>
-      </w:r>
-      <w:hyperlink r:id="rId5" w:history="1">
-        <w:r>
-          <w:rPr>
-            <w:rFonts w:hint="eastAsia"/>
-          </w:rPr>
-          <w:t>松饼供应链平台</w:t>
-        </w:r>
-      </w:hyperlink>
+      <w:proofErr w:type="gramStart"/>
+      <w:r>
+        <w:rPr>
+          <w:rFonts w:hint="eastAsia"/>
+        </w:rPr>
+        <w:t>工牌您可以</w:t>
+      </w:r>
+      <w:proofErr w:type="gramEnd"/>
+      <w:r>
+        <w:rPr>
+          <w:rFonts w:hint="eastAsia"/>
+        </w:rPr>
+        <w:t>找厂家购买或者在《</w:t>
+      </w:r>
+      <w:r>
+        <w:fldChar w:fldCharType="begin"/>
+      </w:r>
+      <w:r>
+        <w:instrText>HYPERLINK "http://shop.songbingcloud.com/"</w:instrText>
+      </w:r>
+      <w:r>
+        <w:fldChar w:fldCharType="separate"/>
+      </w:r>
+      <w:r>
+        <w:rPr>
+          <w:rFonts w:hint="eastAsia"/>
+        </w:rPr>
+        <w:t>松饼供应链平台</w:t>
+      </w:r>
+      <w:r>
+        <w:fldChar w:fldCharType="end"/>
+      </w:r>
       <w:r>
         <w:rPr>
           <w:rFonts w:hint="eastAsia"/>
@@ -162,7 +202,7 @@
                     <pic:cNvPicPr/>
                   </pic:nvPicPr>
                   <pic:blipFill>
-                    <a:blip r:embed="rId6"/>
+                    <a:blip r:embed="rId5"/>
                     <a:stretch>
                       <a:fillRect/>
                     </a:stretch>
@@ -188,7 +228,7 @@
         <w:widowControl/>
         <w:jc w:val="left"/>
       </w:pPr>
-      <w:hyperlink r:id="rId7" w:history="1">
+      <w:hyperlink r:id="rId6" w:history="1">
         <w:r>
           <w:rPr>
             <w:rFonts w:hint="eastAsia"/>
@@ -202,12 +242,14 @@
         </w:rPr>
         <w:t>：群内</w:t>
       </w:r>
+      <w:proofErr w:type="spellStart"/>
       <w:r>
         <w:rPr>
           <w:rFonts w:hint="eastAsia"/>
         </w:rPr>
         <w:t>vip</w:t>
       </w:r>
+      <w:proofErr w:type="spellEnd"/>
       <w:r>
         <w:rPr>
           <w:rFonts w:hint="eastAsia"/>
@@ -292,6 +334,7 @@
         </w:rPr>
         <w:t>，进入设置</w:t>
       </w:r>
+      <w:proofErr w:type="gramStart"/>
       <w:r>
         <w:t>—</w:t>
       </w:r>
@@ -301,6 +344,7 @@
         </w:rPr>
         <w:t>组织</w:t>
       </w:r>
+      <w:proofErr w:type="gramEnd"/>
       <w:r>
         <w:t>—</w:t>
       </w:r>
@@ -308,7 +352,21 @@
         <w:rPr>
           <w:rFonts w:hint="eastAsia"/>
         </w:rPr>
-        <w:t>员工工牌，</w:t>
+        <w:t>员工</w:t>
+      </w:r>
+      <w:proofErr w:type="gramStart"/>
+      <w:r>
+        <w:rPr>
+          <w:rFonts w:hint="eastAsia"/>
+        </w:rPr>
+        <w:t>工</w:t>
+      </w:r>
+      <w:proofErr w:type="gramEnd"/>
+      <w:r>
+        <w:rPr>
+          <w:rFonts w:hint="eastAsia"/>
+        </w:rPr>
+        <w:t>牌，</w:t>
       </w:r>
       <w:r>
         <w:rPr>
@@ -338,7 +396,7 @@
                     <pic:cNvPicPr/>
                   </pic:nvPicPr>
                   <pic:blipFill>
-                    <a:blip r:embed="rId8"/>
+                    <a:blip r:embed="rId7"/>
                     <a:stretch>
                       <a:fillRect/>
                     </a:stretch>
@@ -441,8 +499,9 @@
           <w:szCs w:val="19"/>
           <w:shd w:val="clear" w:color="auto" w:fill="FFFFFF"/>
         </w:rPr>
-        <w:t>上报时间：设置工牌多少秒上报一次位置信息</w:t>
-      </w:r>
+        <w:t>上报时间：设置工牌多少</w:t>
+      </w:r>
+      <w:proofErr w:type="gramStart"/>
       <w:r>
         <w:rPr>
           <w:rFonts w:ascii="微软雅黑" w:eastAsia="微软雅黑" w:hAnsi="微软雅黑" w:cs="微软雅黑" w:hint="eastAsia"/>
@@ -451,8 +510,9 @@
           <w:szCs w:val="19"/>
           <w:shd w:val="clear" w:color="auto" w:fill="FFFFFF"/>
         </w:rPr>
-        <w:t>（静默状态、室内状态不上报）</w:t>
-      </w:r>
+        <w:t>秒</w:t>
+      </w:r>
+      <w:proofErr w:type="gramEnd"/>
       <w:r>
         <w:rPr>
           <w:rFonts w:ascii="微软雅黑" w:eastAsia="微软雅黑" w:hAnsi="微软雅黑" w:cs="微软雅黑" w:hint="eastAsia"/>
@@ -461,11 +521,9 @@
           <w:szCs w:val="19"/>
           <w:shd w:val="clear" w:color="auto" w:fill="FFFFFF"/>
         </w:rPr>
-        <w:t>。</w:t>
-      </w:r>
-    </w:p>
-    <w:p>
-      <w:pPr>
+        <w:t>上报一次位置信息</w:t>
+      </w:r>
+      <w:r>
         <w:rPr>
           <w:rFonts w:ascii="微软雅黑" w:eastAsia="微软雅黑" w:hAnsi="微软雅黑" w:cs="微软雅黑" w:hint="eastAsia"/>
           <w:color w:val="676A6C"/>
@@ -473,7 +531,8 @@
           <w:szCs w:val="19"/>
           <w:shd w:val="clear" w:color="auto" w:fill="FFFFFF"/>
         </w:rPr>
-      </w:pPr>
+        <w:t>（静默状态、室内状态不上报）</w:t>
+      </w:r>
       <w:r>
         <w:rPr>
           <w:rFonts w:ascii="微软雅黑" w:eastAsia="微软雅黑" w:hAnsi="微软雅黑" w:cs="微软雅黑" w:hint="eastAsia"/>
@@ -482,7 +541,50 @@
           <w:szCs w:val="19"/>
           <w:shd w:val="clear" w:color="auto" w:fill="FFFFFF"/>
         </w:rPr>
-        <w:t>工牌版本：当无法正常播放中文语音的时候，请设置这里选择版本。默认2.0版本。</w:t>
+        <w:t>。</w:t>
+      </w:r>
+    </w:p>
+    <w:p>
+      <w:pPr>
+        <w:rPr>
+          <w:rFonts w:ascii="微软雅黑" w:eastAsia="微软雅黑" w:hAnsi="微软雅黑" w:cs="微软雅黑"/>
+          <w:color w:val="676A6C"/>
+          <w:sz w:val="19"/>
+          <w:szCs w:val="19"/>
+          <w:shd w:val="clear" w:color="auto" w:fill="FFFFFF"/>
+        </w:rPr>
+      </w:pPr>
+      <w:r>
+        <w:rPr>
+          <w:rFonts w:ascii="微软雅黑" w:eastAsia="微软雅黑" w:hAnsi="微软雅黑" w:cs="微软雅黑" w:hint="eastAsia"/>
+          <w:color w:val="676A6C"/>
+          <w:sz w:val="19"/>
+          <w:szCs w:val="19"/>
+          <w:shd w:val="clear" w:color="auto" w:fill="FFFFFF"/>
+        </w:rPr>
+        <w:t>工牌版本：</w:t>
+      </w:r>
+      <w:proofErr w:type="gramStart"/>
+      <w:r>
+        <w:rPr>
+          <w:rFonts w:ascii="微软雅黑" w:eastAsia="微软雅黑" w:hAnsi="微软雅黑" w:cs="微软雅黑" w:hint="eastAsia"/>
+          <w:color w:val="676A6C"/>
+          <w:sz w:val="19"/>
+          <w:szCs w:val="19"/>
+          <w:shd w:val="clear" w:color="auto" w:fill="FFFFFF"/>
+        </w:rPr>
+        <w:t>当无法</w:t>
+      </w:r>
+      <w:proofErr w:type="gramEnd"/>
+      <w:r>
+        <w:rPr>
+          <w:rFonts w:ascii="微软雅黑" w:eastAsia="微软雅黑" w:hAnsi="微软雅黑" w:cs="微软雅黑" w:hint="eastAsia"/>
+          <w:color w:val="676A6C"/>
+          <w:sz w:val="19"/>
+          <w:szCs w:val="19"/>
+          <w:shd w:val="clear" w:color="auto" w:fill="FFFFFF"/>
+        </w:rPr>
+        <w:t>正常播放中文语音的时候，请设置这里选择版本。默认2.0版本。</w:t>
       </w:r>
     </w:p>
     <w:p>
@@ -531,7 +633,7 @@
                     <pic:cNvPicPr/>
                   </pic:nvPicPr>
                   <pic:blipFill>
-                    <a:blip r:embed="rId8"/>
+                    <a:blip r:embed="rId7"/>
                     <a:stretch>
                       <a:fillRect/>
                     </a:stretch>
@@ -629,7 +731,7 @@
                     <pic:cNvPicPr/>
                   </pic:nvPicPr>
                   <pic:blipFill>
-                    <a:blip r:embed="rId9"/>
+                    <a:blip r:embed="rId8"/>
                     <a:stretch>
                       <a:fillRect/>
                     </a:stretch>
@@ -650,13 +752,7 @@
         </w:drawing>
       </w:r>
     </w:p>
-    <w:p>
-      <w:pPr>
-        <w:rPr>
-          <w:rFonts w:hint="eastAsia"/>
-        </w:rPr>
-      </w:pPr>
-    </w:p>
+    <w:p/>
     <w:p>
       <w:pPr>
         <w:pStyle w:val="3"/>
@@ -666,33 +762,16 @@
           <w:rFonts w:hint="eastAsia"/>
         </w:rPr>
         <w:lastRenderedPageBreak/>
-        <w:t>2.</w:t>
-      </w:r>
-      <w:r>
-        <w:rPr>
-          <w:rFonts w:hint="eastAsia"/>
-        </w:rPr>
-        <w:t>3</w:t>
-      </w:r>
-      <w:r>
-        <w:rPr>
-          <w:rFonts w:hint="eastAsia"/>
-        </w:rPr>
-        <w:t>、工牌</w:t>
-      </w:r>
-      <w:r>
-        <w:rPr>
-          <w:rFonts w:hint="eastAsia"/>
-        </w:rPr>
-        <w:t>白名单设置</w:t>
-      </w:r>
-    </w:p>
-    <w:p>
-      <w:pPr>
-        <w:rPr>
-          <w:rFonts w:hint="eastAsia"/>
-        </w:rPr>
-      </w:pPr>
+        <w:t>2.3</w:t>
+      </w:r>
+      <w:r>
+        <w:rPr>
+          <w:rFonts w:hint="eastAsia"/>
+        </w:rPr>
+        <w:t>、工牌白名单设置</w:t>
+      </w:r>
+    </w:p>
+    <w:p>
       <w:r>
         <w:rPr>
           <w:rFonts w:hint="eastAsia"/>
@@ -727,7 +806,15 @@
         <w:t>189XXXXXXXX</w:t>
       </w:r>
       <w:r>
-        <w:t>，固话请输入</w:t>
+        <w:t>，</w:t>
+      </w:r>
+      <w:proofErr w:type="gramStart"/>
+      <w:r>
+        <w:t>固话请</w:t>
+      </w:r>
+      <w:proofErr w:type="gramEnd"/>
+      <w:r>
+        <w:t>输入</w:t>
       </w:r>
       <w:r>
         <w:t>010XXXXXXXX</w:t>
@@ -739,15 +826,24 @@
         <w:rPr>
           <w:rFonts w:hint="eastAsia"/>
         </w:rPr>
-        <w:t>设置完白名单，即可使用白名单手机号拨打工牌号码。</w:t>
-      </w:r>
-    </w:p>
-    <w:p>
-      <w:pPr>
-        <w:rPr>
-          <w:rFonts w:hint="eastAsia"/>
-        </w:rPr>
-      </w:pPr>
+        <w:t>设置完白名单，即可使用白名单手机号</w:t>
+      </w:r>
+      <w:proofErr w:type="gramStart"/>
+      <w:r>
+        <w:rPr>
+          <w:rFonts w:hint="eastAsia"/>
+        </w:rPr>
+        <w:t>拨打工牌号</w:t>
+      </w:r>
+      <w:proofErr w:type="gramEnd"/>
+      <w:r>
+        <w:rPr>
+          <w:rFonts w:hint="eastAsia"/>
+        </w:rPr>
+        <w:t>码。</w:t>
+      </w:r>
+    </w:p>
+    <w:p>
       <w:r>
         <w:rPr>
           <w:noProof/>
@@ -768,7 +864,7 @@
                     <pic:cNvPicPr/>
                   </pic:nvPicPr>
                   <pic:blipFill>
-                    <a:blip r:embed="rId10"/>
+                    <a:blip r:embed="rId9"/>
                     <a:stretch>
                       <a:fillRect/>
                     </a:stretch>
@@ -847,7 +943,7 @@
                     <pic:cNvPicPr/>
                   </pic:nvPicPr>
                   <pic:blipFill>
-                    <a:blip r:embed="rId11"/>
+                    <a:blip r:embed="rId10"/>
                     <a:stretch>
                       <a:fillRect/>
                     </a:stretch>
@@ -866,6 +962,195 @@
             </a:graphic>
           </wp:inline>
         </w:drawing>
+      </w:r>
+    </w:p>
+    <w:p/>
+    <w:p>
+      <w:pPr>
+        <w:pStyle w:val="3"/>
+      </w:pPr>
+      <w:r>
+        <w:rPr>
+          <w:rFonts w:hint="eastAsia"/>
+        </w:rPr>
+        <w:t>2.4</w:t>
+      </w:r>
+      <w:r>
+        <w:rPr>
+          <w:rFonts w:hint="eastAsia"/>
+        </w:rPr>
+        <w:t>、</w:t>
+      </w:r>
+      <w:r>
+        <w:rPr>
+          <w:rFonts w:hint="eastAsia"/>
+        </w:rPr>
+        <w:t>员工位置</w:t>
+      </w:r>
+    </w:p>
+    <w:p>
+      <w:proofErr w:type="gramStart"/>
+      <w:r>
+        <w:rPr>
+          <w:rFonts w:hint="eastAsia"/>
+        </w:rPr>
+        <w:t>点击员工</w:t>
+      </w:r>
+      <w:proofErr w:type="gramEnd"/>
+      <w:r>
+        <w:rPr>
+          <w:rFonts w:hint="eastAsia"/>
+        </w:rPr>
+        <w:t>位置，查看工牌最后停留的员工位置，也可以查看员工轨迹。</w:t>
+      </w:r>
+    </w:p>
+    <w:p/>
+    <w:p/>
+    <w:p>
+      <w:pPr>
+        <w:rPr>
+          <w:rFonts w:hint="eastAsia"/>
+        </w:rPr>
+      </w:pPr>
+      <w:r>
+        <w:rPr>
+          <w:rFonts w:hint="eastAsia"/>
+        </w:rPr>
+        <w:t>点击图片里的小人图标，再单击即可查看员工轨迹。</w:t>
+      </w:r>
+    </w:p>
+    <w:p>
+      <w:r>
+        <w:rPr>
+          <w:noProof/>
+        </w:rPr>
+        <w:lastRenderedPageBreak/>
+        <w:drawing>
+          <wp:inline distT="0" distB="0" distL="0" distR="0" wp14:anchorId="1728695D" wp14:editId="248E5FA2">
+            <wp:extent cx="5274310" cy="1985010"/>
+            <wp:effectExtent l="0" t="0" r="2540" b="0"/>
+            <wp:docPr id="674153457" name="图片 1"/>
+            <wp:cNvGraphicFramePr>
+              <a:graphicFrameLocks xmlns:a="http://schemas.openxmlformats.org/drawingml/2006/main" noChangeAspect="1"/>
+            </wp:cNvGraphicFramePr>
+            <a:graphic xmlns:a="http://schemas.openxmlformats.org/drawingml/2006/main">
+              <a:graphicData uri="http://schemas.openxmlformats.org/drawingml/2006/picture">
+                <pic:pic xmlns:pic="http://schemas.openxmlformats.org/drawingml/2006/picture">
+                  <pic:nvPicPr>
+                    <pic:cNvPr id="674153457" name=""/>
+                    <pic:cNvPicPr/>
+                  </pic:nvPicPr>
+                  <pic:blipFill>
+                    <a:blip r:embed="rId11"/>
+                    <a:stretch>
+                      <a:fillRect/>
+                    </a:stretch>
+                  </pic:blipFill>
+                  <pic:spPr>
+                    <a:xfrm>
+                      <a:off x="0" y="0"/>
+                      <a:ext cx="5274310" cy="1985010"/>
+                    </a:xfrm>
+                    <a:prstGeom prst="rect">
+                      <a:avLst/>
+                    </a:prstGeom>
+                  </pic:spPr>
+                </pic:pic>
+              </a:graphicData>
+            </a:graphic>
+          </wp:inline>
+        </w:drawing>
+      </w:r>
+    </w:p>
+    <w:p/>
+    <w:p/>
+    <w:p>
+      <w:pPr>
+        <w:rPr>
+          <w:rFonts w:hint="eastAsia"/>
+        </w:rPr>
+      </w:pPr>
+      <w:r>
+        <w:rPr>
+          <w:noProof/>
+        </w:rPr>
+        <w:drawing>
+          <wp:inline distT="0" distB="0" distL="0" distR="0" wp14:anchorId="467BE112" wp14:editId="4DE3720A">
+            <wp:extent cx="5274310" cy="3493135"/>
+            <wp:effectExtent l="0" t="0" r="2540" b="0"/>
+            <wp:docPr id="1608269866" name="图片 1"/>
+            <wp:cNvGraphicFramePr>
+              <a:graphicFrameLocks xmlns:a="http://schemas.openxmlformats.org/drawingml/2006/main" noChangeAspect="1"/>
+            </wp:cNvGraphicFramePr>
+            <a:graphic xmlns:a="http://schemas.openxmlformats.org/drawingml/2006/main">
+              <a:graphicData uri="http://schemas.openxmlformats.org/drawingml/2006/picture">
+                <pic:pic xmlns:pic="http://schemas.openxmlformats.org/drawingml/2006/picture">
+                  <pic:nvPicPr>
+                    <pic:cNvPr id="1608269866" name=""/>
+                    <pic:cNvPicPr/>
+                  </pic:nvPicPr>
+                  <pic:blipFill>
+                    <a:blip r:embed="rId12"/>
+                    <a:stretch>
+                      <a:fillRect/>
+                    </a:stretch>
+                  </pic:blipFill>
+                  <pic:spPr>
+                    <a:xfrm>
+                      <a:off x="0" y="0"/>
+                      <a:ext cx="5274310" cy="3493135"/>
+                    </a:xfrm>
+                    <a:prstGeom prst="rect">
+                      <a:avLst/>
+                    </a:prstGeom>
+                  </pic:spPr>
+                </pic:pic>
+              </a:graphicData>
+            </a:graphic>
+          </wp:inline>
+        </w:drawing>
+      </w:r>
+    </w:p>
+    <w:p/>
+    <w:p/>
+    <w:p/>
+    <w:p>
+      <w:pPr>
+        <w:rPr>
+          <w:rFonts w:hint="eastAsia"/>
+        </w:rPr>
+      </w:pPr>
+      <w:r>
+        <w:rPr>
+          <w:rFonts w:hint="eastAsia"/>
+        </w:rPr>
+        <w:t>注：如果直接使用数据库中的经纬度反向查询，</w:t>
+      </w:r>
+      <w:r>
+        <w:rPr>
+          <w:rFonts w:hint="eastAsia"/>
+        </w:rPr>
+        <w:t>因为各家坐标系不同，</w:t>
+      </w:r>
+      <w:r>
+        <w:rPr>
+          <w:rFonts w:hint="eastAsia"/>
+        </w:rPr>
+        <w:t>请在</w:t>
+      </w:r>
+      <w:proofErr w:type="gramStart"/>
+      <w:r>
+        <w:rPr>
+          <w:rFonts w:hint="eastAsia"/>
+        </w:rPr>
+        <w:t>腾讯地区</w:t>
+      </w:r>
+      <w:proofErr w:type="gramEnd"/>
+      <w:r>
+        <w:rPr>
+          <w:rFonts w:hint="eastAsia"/>
+        </w:rPr>
+        <w:t>中反查。</w:t>
       </w:r>
     </w:p>
     <w:sectPr>
